--- a/UNIDAD 1/Talleres/Taller3/Guia_Taller_Gamificado_25min_Sistemas.docx
+++ b/UNIDAD 1/Talleres/Taller3/Guia_Taller_Gamificado_25min_Sistemas.docx
@@ -14,7 +14,21 @@
         <w:rPr>
           <w:lang w:val="es-EC"/>
         </w:rPr>
-        <w:t>Guía de Taller Gamificado de 25 Minutos</w:t>
+        <w:t xml:space="preserve">Guía de Taller </w:t>
+      </w:r>
+      <w:proofErr w:type="spellStart"/>
+      <w:r>
+        <w:rPr>
+          <w:lang w:val="es-EC"/>
+        </w:rPr>
+        <w:t>Gamificado</w:t>
+      </w:r>
+      <w:proofErr w:type="spellEnd"/>
+      <w:r>
+        <w:rPr>
+          <w:lang w:val="es-EC"/>
+        </w:rPr>
+        <w:t xml:space="preserve"> de 25 Minutos</w:t>
       </w:r>
     </w:p>
     <w:p>
@@ -88,8 +102,16 @@
               <w:rPr>
                 <w:lang w:val="es-EC"/>
               </w:rPr>
-              <w:t>Misión IntegraTech</w:t>
+              <w:t xml:space="preserve">Misión </w:t>
             </w:r>
+            <w:proofErr w:type="spellStart"/>
+            <w:r>
+              <w:rPr>
+                <w:lang w:val="es-EC"/>
+              </w:rPr>
+              <w:t>IntegraTech</w:t>
+            </w:r>
+            <w:proofErr w:type="spellEnd"/>
           </w:p>
           <w:p>
             <w:pPr>
@@ -537,8 +559,21 @@
         <w:lastRenderedPageBreak/>
         <w:t xml:space="preserve">• </w:t>
       </w:r>
+      <w:proofErr w:type="spellStart"/>
       <w:r>
-        <w:t>Pizarra para puntajes.</w:t>
+        <w:t>Pizarra</w:t>
+      </w:r>
+      <w:proofErr w:type="spellEnd"/>
+      <w:r>
+        <w:t xml:space="preserve"> para </w:t>
+      </w:r>
+      <w:proofErr w:type="spellStart"/>
+      <w:r>
+        <w:t>puntajes</w:t>
+      </w:r>
+      <w:proofErr w:type="spellEnd"/>
+      <w:r>
+        <w:t>.</w:t>
       </w:r>
     </w:p>
     <w:p>
@@ -1601,8 +1636,21 @@
             <w:pPr>
               <w:pStyle w:val="BodyCustom"/>
             </w:pPr>
+            <w:proofErr w:type="spellStart"/>
             <w:r>
-              <w:t>Propuesta breve escrita.</w:t>
+              <w:t>Propuesta</w:t>
+            </w:r>
+            <w:proofErr w:type="spellEnd"/>
+            <w:r>
+              <w:t xml:space="preserve"> breve </w:t>
+            </w:r>
+            <w:proofErr w:type="spellStart"/>
+            <w:r>
+              <w:t>escrita</w:t>
+            </w:r>
+            <w:proofErr w:type="spellEnd"/>
+            <w:r>
+              <w:t>.</w:t>
             </w:r>
           </w:p>
         </w:tc>
@@ -1693,8 +1741,29 @@
             <w:pPr>
               <w:pStyle w:val="BodyCustom"/>
             </w:pPr>
+            <w:proofErr w:type="spellStart"/>
             <w:r>
-              <w:t>Ganador y aprendizaje consolidado.</w:t>
+              <w:t>Ganador</w:t>
+            </w:r>
+            <w:proofErr w:type="spellEnd"/>
+            <w:r>
+              <w:t xml:space="preserve"> y </w:t>
+            </w:r>
+            <w:proofErr w:type="spellStart"/>
+            <w:r>
+              <w:t>aprendizaje</w:t>
+            </w:r>
+            <w:proofErr w:type="spellEnd"/>
+            <w:r>
+              <w:t xml:space="preserve"> </w:t>
+            </w:r>
+            <w:proofErr w:type="spellStart"/>
+            <w:r>
+              <w:t>consolidado</w:t>
+            </w:r>
+            <w:proofErr w:type="spellEnd"/>
+            <w:r>
+              <w:t>.</w:t>
             </w:r>
           </w:p>
         </w:tc>
@@ -1706,8 +1775,21 @@
         <w:pStyle w:val="SectionCustom"/>
       </w:pPr>
       <w:r>
-        <w:t>5. Desarrollo del taller por rondas</w:t>
+        <w:t xml:space="preserve">5. Desarrollo del taller </w:t>
       </w:r>
+      <w:proofErr w:type="spellStart"/>
+      <w:r>
+        <w:t>por</w:t>
+      </w:r>
+      <w:proofErr w:type="spellEnd"/>
+      <w:r>
+        <w:t xml:space="preserve"> </w:t>
+      </w:r>
+      <w:proofErr w:type="spellStart"/>
+      <w:r>
+        <w:t>rondas</w:t>
+      </w:r>
+      <w:proofErr w:type="spellEnd"/>
     </w:p>
     <w:p>
       <w:pPr>
@@ -1741,11 +1823,19 @@
           <w:lang w:val="es-EC"/>
         </w:rPr>
       </w:pPr>
+      <w:proofErr w:type="spellStart"/>
       <w:r>
         <w:rPr>
           <w:lang w:val="es-EC"/>
         </w:rPr>
-        <w:t>Josue Solano -&gt; Analista Organizacional y Vocero</w:t>
+        <w:t>Josue</w:t>
+      </w:r>
+      <w:proofErr w:type="spellEnd"/>
+      <w:r>
+        <w:rPr>
+          <w:lang w:val="es-EC"/>
+        </w:rPr>
+        <w:t xml:space="preserve"> Solano -&gt; Analista Organizacional y Vocero</w:t>
       </w:r>
     </w:p>
     <w:p>
@@ -1754,11 +1844,19 @@
           <w:lang w:val="es-EC"/>
         </w:rPr>
       </w:pPr>
+      <w:proofErr w:type="spellStart"/>
       <w:r>
         <w:rPr>
           <w:lang w:val="es-EC"/>
         </w:rPr>
-        <w:t>Kenned Sigcha -&gt; Diseñador del tablero</w:t>
+        <w:t>Kenned</w:t>
+      </w:r>
+      <w:proofErr w:type="spellEnd"/>
+      <w:r>
+        <w:rPr>
+          <w:lang w:val="es-EC"/>
+        </w:rPr>
+        <w:t xml:space="preserve"> Sigcha -&gt; Diseñador del tablero</w:t>
       </w:r>
     </w:p>
     <w:p>
@@ -2267,11 +2365,19 @@
           <w:lang w:val="es-EC"/>
         </w:rPr>
       </w:pPr>
+      <w:proofErr w:type="spellStart"/>
       <w:r>
         <w:rPr>
           <w:lang w:val="es-EC"/>
         </w:rPr>
-        <w:t>Reduccion de errores humanos</w:t>
+        <w:t>Reduccion</w:t>
+      </w:r>
+      <w:proofErr w:type="spellEnd"/>
+      <w:r>
+        <w:rPr>
+          <w:lang w:val="es-EC"/>
+        </w:rPr>
+        <w:t xml:space="preserve"> de errores humanos</w:t>
       </w:r>
     </w:p>
     <w:p>
@@ -2658,6 +2764,91 @@
     </w:p>
     <w:p>
       <w:pPr>
+        <w:pStyle w:val="BodyCustom"/>
+        <w:rPr>
+          <w:lang w:val="es-EC"/>
+        </w:rPr>
+      </w:pPr>
+      <w:r>
+        <w:rPr>
+          <w:b/>
+          <w:bCs/>
+          <w:lang w:val="es-EC"/>
+        </w:rPr>
+        <w:t>Conclusión:</w:t>
+      </w:r>
+    </w:p>
+    <w:p>
+      <w:pPr>
+        <w:pStyle w:val="BodyCustom"/>
+        <w:rPr>
+          <w:lang w:val="es-EC"/>
+        </w:rPr>
+      </w:pPr>
+      <w:r>
+        <w:rPr>
+          <w:lang w:val="es-EC"/>
+        </w:rPr>
+        <w:t>En sí, el ERP busca unificar todos los procesos dentro de una organización con el fin de solucionar problemas de comunicación y gestión, transformando datos aislados en una única fuente de verdad.</w:t>
+      </w:r>
+    </w:p>
+    <w:p>
+      <w:pPr>
+        <w:pStyle w:val="BodyCustom"/>
+        <w:ind w:left="340"/>
+        <w:rPr>
+          <w:lang w:val="es-EC"/>
+        </w:rPr>
+      </w:pPr>
+    </w:p>
+    <w:p>
+      <w:pPr>
+        <w:pStyle w:val="BodyCustom"/>
+        <w:rPr>
+          <w:lang w:val="es-EC"/>
+        </w:rPr>
+      </w:pPr>
+      <w:r>
+        <w:rPr>
+          <w:lang w:val="es-EC"/>
+        </w:rPr>
+        <w:t>Al integrar áreas críticas como Ventas, Inventario, Contabilidad y Atención al Cliente, la organización deja de operar como una suma de partes desconectadas y comienza a funcionar como un ecosistema cohesionado.</w:t>
+      </w:r>
+    </w:p>
+    <w:p>
+      <w:pPr>
+        <w:pStyle w:val="BodyCustom"/>
+        <w:ind w:left="340"/>
+        <w:rPr>
+          <w:lang w:val="es-EC"/>
+        </w:rPr>
+      </w:pPr>
+    </w:p>
+    <w:p>
+      <w:pPr>
+        <w:pStyle w:val="BodyCustom"/>
+        <w:rPr>
+          <w:lang w:val="es-EC"/>
+        </w:rPr>
+      </w:pPr>
+      <w:r>
+        <w:rPr>
+          <w:lang w:val="es-EC"/>
+        </w:rPr>
+        <w:t>Sin embargo, el éxito de esta arquitectura no reside únicamente en la potencia del software, sino en la capacidad de la empresa para gestionar el factor humano. Superar la resistencia al cambio y garantizar una capacitación efectiva son los pilares que permiten que la herramienta sea adoptada con éxito. En definitiva, un ERP no es solo una solución tecnológica, sino una transformación organizacional profunda que busca la eficiencia operativa y la competitividad a largo plazo.</w:t>
+      </w:r>
+    </w:p>
+    <w:p>
+      <w:pPr>
+        <w:pStyle w:val="BodyCustom"/>
+        <w:ind w:left="340"/>
+        <w:rPr>
+          <w:lang w:val="es-EC"/>
+        </w:rPr>
+      </w:pPr>
+    </w:p>
+    <w:p>
+      <w:pPr>
         <w:pStyle w:val="SubsectionCustom"/>
         <w:rPr>
           <w:lang w:val="es-EC"/>
@@ -2768,6 +2959,7 @@
         <w:rPr>
           <w:lang w:val="es-EC"/>
         </w:rPr>
+        <w:lastRenderedPageBreak/>
         <w:t>6. Caso integrador para el reto final</w:t>
       </w:r>
     </w:p>
@@ -2813,7 +3005,21 @@
               <w:rPr>
                 <w:lang w:val="es-EC"/>
               </w:rPr>
-              <w:t>La empresa EcoMarket vende productos ecológicos. Tiene pedidos por redes sociales, registro manual de inventario, retrasos en facturación y poca comunicación entre ventas y bodega. Además, desea atender clientes desde celular.</w:t>
+              <w:t xml:space="preserve">La empresa </w:t>
+            </w:r>
+            <w:proofErr w:type="spellStart"/>
+            <w:r>
+              <w:rPr>
+                <w:lang w:val="es-EC"/>
+              </w:rPr>
+              <w:t>EcoMarket</w:t>
+            </w:r>
+            <w:proofErr w:type="spellEnd"/>
+            <w:r>
+              <w:rPr>
+                <w:lang w:val="es-EC"/>
+              </w:rPr>
+              <w:t xml:space="preserve"> vende productos ecológicos. Tiene pedidos por redes sociales, registro manual de inventario, retrasos en facturación y poca comunicación entre ventas y bodega. Además, desea atender clientes desde celular.</w:t>
             </w:r>
           </w:p>
           <w:p>
@@ -2940,7 +3146,6 @@
         <w:pStyle w:val="SectionCustom"/>
       </w:pPr>
       <w:r>
-        <w:lastRenderedPageBreak/>
         <w:t>7. Criterios de evaluación rápida</w:t>
       </w:r>
     </w:p>
@@ -3074,7 +3279,21 @@
               <w:rPr>
                 <w:lang w:val="es-EC"/>
               </w:rPr>
-              <w:t>Distingue correctamente sistemas web/e-commerce, ERP y sistemas móviles.</w:t>
+              <w:t>Distingue correctamente sistemas web/e-</w:t>
+            </w:r>
+            <w:proofErr w:type="spellStart"/>
+            <w:r>
+              <w:rPr>
+                <w:lang w:val="es-EC"/>
+              </w:rPr>
+              <w:t>commerce</w:t>
+            </w:r>
+            <w:proofErr w:type="spellEnd"/>
+            <w:r>
+              <w:rPr>
+                <w:lang w:val="es-EC"/>
+              </w:rPr>
+              <w:t>, ERP y sistemas móviles.</w:t>
             </w:r>
           </w:p>
         </w:tc>
@@ -3464,6 +3683,7 @@
         <w:rPr>
           <w:lang w:val="es-EC"/>
         </w:rPr>
+        <w:lastRenderedPageBreak/>
         <w:t>Documento elaborado con base en los capítulos 1 y 2 del texto de Kendall &amp; Kendall.</w:t>
       </w:r>
     </w:p>
